--- a/public/gallery/examples/devops-engineer/id/resume.docx
+++ b/public/gallery/examples/devops-engineer/id/resume.docx
@@ -66,7 +66,7 @@
         </w:rPr>
         <w:t xml:space="preserve">📧 </w:t>
       </w:r>
-      <w:hyperlink w:history="1" r:id="rIdd_ymf3gqng0r1v3ljtium">
+      <w:hyperlink w:history="1" r:id="rId06arnp1ghooxcwyikmmbz">
         <w:r>
           <w:rPr>
             <w:sz w:val="18"/>
@@ -89,7 +89,7 @@
         </w:rPr>
         <w:t xml:space="preserve">🔗 </w:t>
       </w:r>
-      <w:hyperlink w:history="1" r:id="rIdqx1xzc4dff5w0ffpohlfk">
+      <w:hyperlink w:history="1" r:id="rId_ticxdg6zj5huzj1bgwil">
         <w:r>
           <w:rPr>
             <w:sz w:val="18"/>
@@ -124,7 +124,7 @@
         <w:spacing w:after="200" w:line="276"/>
         <w:jc w:val="center"/>
       </w:pPr>
-      <w:hyperlink w:history="1" r:id="rIdktjmya6rldcm6xjigejeq">
+      <w:hyperlink w:history="1" r:id="rIdx1es-wph9ccz1y9iwlcra">
         <w:r>
           <w:rPr>
             <w:sz w:val="18"/>
@@ -140,7 +140,7 @@
         </w:rPr>
         <w:t xml:space="preserve"> • </w:t>
       </w:r>
-      <w:hyperlink w:history="1" r:id="rIdzgaziedis6zh-luyxs7zy">
+      <w:hyperlink w:history="1" r:id="rIdepob_llpu04f6zoky63zi">
         <w:r>
           <w:rPr>
             <w:sz w:val="18"/>
@@ -287,7 +287,7 @@
         </w:rPr>
         <w:t xml:space="preserve">	</w:t>
       </w:r>
-      <w:hyperlink w:history="1" r:id="rId1qohqi3fxjscbuwilnhuw">
+      <w:hyperlink w:history="1" r:id="rIduslnjkxkhoss8ybv0dzih">
         <w:r>
           <w:rPr>
             <w:sz w:val="18"/>
@@ -450,7 +450,7 @@
         </w:rPr>
         <w:t xml:space="preserve">	</w:t>
       </w:r>
-      <w:hyperlink w:history="1" r:id="rIdxadzeyksabgj7jf1slcgx">
+      <w:hyperlink w:history="1" r:id="rIdfmeblnwk52ayt-gbcsz8t">
         <w:r>
           <w:rPr>
             <w:sz w:val="18"/>
@@ -632,7 +632,7 @@
         </w:rPr>
         <w:t xml:space="preserve">	</w:t>
       </w:r>
-      <w:hyperlink w:history="1" r:id="rIdnq7orwqelshdmnlpj_nfn">
+      <w:hyperlink w:history="1" r:id="rIdh3_uff9r4psdhc6duhv2v">
         <w:r>
           <w:rPr>
             <w:sz w:val="18"/>
@@ -795,7 +795,7 @@
         </w:rPr>
         <w:t xml:space="preserve">	</w:t>
       </w:r>
-      <w:hyperlink w:history="1" r:id="rId4z3go7tbntrmjcynqmlhf">
+      <w:hyperlink w:history="1" r:id="rId2gri4dnre3r3ooz6kdd7c">
         <w:r>
           <w:rPr>
             <w:sz w:val="18"/>
@@ -1326,7 +1326,7 @@
         </w:rPr>
         <w:t xml:space="preserve">	</w:t>
       </w:r>
-      <w:hyperlink w:history="1" r:id="rIdpudf_gsvtnuf2t1rcuop1">
+      <w:hyperlink w:history="1" r:id="rIdrrj8k8pwcntg5no6qoput">
         <w:r>
           <w:rPr>
             <w:sz w:val="18"/>
@@ -1392,7 +1392,7 @@
         </w:rPr>
         <w:t xml:space="preserve">	</w:t>
       </w:r>
-      <w:hyperlink w:history="1" r:id="rIdfanbjkldn2eyzotrvtgqt">
+      <w:hyperlink w:history="1" r:id="rIdai5z4c4dvlcajkss3zo0z">
         <w:r>
           <w:rPr>
             <w:sz w:val="18"/>
@@ -1458,7 +1458,7 @@
         </w:rPr>
         <w:t xml:space="preserve">	</w:t>
       </w:r>
-      <w:hyperlink w:history="1" r:id="rIdoczgafc1gnvc-ct-huvsg">
+      <w:hyperlink w:history="1" r:id="rIdrculo-4ahxbptxlwqrexd">
         <w:r>
           <w:rPr>
             <w:sz w:val="18"/>
@@ -1543,7 +1543,7 @@
         </w:rPr>
         <w:t xml:space="preserve">	</w:t>
       </w:r>
-      <w:hyperlink w:history="1" r:id="rId8ioq54rvo-rzsjxmpin2h">
+      <w:hyperlink w:history="1" r:id="rIdhad2yunnvrcspvfalt4xl">
         <w:r>
           <w:rPr>
             <w:sz w:val="18"/>
@@ -1647,7 +1647,7 @@
         </w:rPr>
         <w:t xml:space="preserve">	</w:t>
       </w:r>
-      <w:hyperlink w:history="1" r:id="rIdsiqxe_delyj-6yaekunwi">
+      <w:hyperlink w:history="1" r:id="rIdvxa8rfqlmhsus10r0sjsy">
         <w:r>
           <w:rPr>
             <w:sz w:val="18"/>
@@ -1770,7 +1770,7 @@
         </w:rPr>
         <w:t xml:space="preserve">	</w:t>
       </w:r>
-      <w:hyperlink w:history="1" r:id="rIdkpsfmcoknkbqwd5f0ofad">
+      <w:hyperlink w:history="1" r:id="rIdvpa9qhdu76pnz1njmypsu">
         <w:r>
           <w:rPr>
             <w:sz w:val="18"/>
@@ -1895,7 +1895,7 @@
         </w:rPr>
         <w:t xml:space="preserve">	</w:t>
       </w:r>
-      <w:hyperlink w:history="1" r:id="rIdmh1yrcowunistijsu9xvu">
+      <w:hyperlink w:history="1" r:id="rIdajcmtcyhcbmfsih55w4wq">
         <w:r>
           <w:rPr>
             <w:sz w:val="18"/>
@@ -2121,7 +2121,7 @@
         </w:rPr>
         <w:t xml:space="preserve">	</w:t>
       </w:r>
-      <w:hyperlink w:history="1" r:id="rId7vq9v5ymvj8jwqevrrzgh">
+      <w:hyperlink w:history="1" r:id="rIdul54mzdfoyjxymvbj0ed8">
         <w:r>
           <w:rPr>
             <w:sz w:val="18"/>
@@ -2225,7 +2225,7 @@
         </w:rPr>
         <w:t xml:space="preserve">	</w:t>
       </w:r>
-      <w:hyperlink w:history="1" r:id="rIduwzn4e_o5aafbiucbsqv9">
+      <w:hyperlink w:history="1" r:id="rIdti5s4weyuz__0fxbdybv7">
         <w:r>
           <w:rPr>
             <w:sz w:val="18"/>
